--- a/manuscript/Supplementary_Material.docx
+++ b/manuscript/Supplementary_Material.docx
@@ -58160,6 +58160,721 @@
         </w:tc>
       </w:tr>
     </w:tbl>
+    <w:p>
+      <w:pPr>
+        <w:pStyle w:val="BodyText"/>
+      </w:pPr>
+      <w:r>
+        <w:rPr>
+          <w:b/>
+          <w:bCs/>
+        </w:rPr>
+        <w:t xml:space="preserve">Table S15. Variables of the original regression datasets (compiled from Wind on 13 June 2023).</w:t>
+      </w:r>
+    </w:p>
+    <w:tbl>
+      <w:tblPr>
+        <w:tblStyle w:val="Table"/>
+        <w:tblW w:type="pct" w:w="5000"/>
+        <w:tblLayout w:type="fixed"/>
+        <w:tblLook w:firstRow="1" w:lastRow="0" w:firstColumn="0" w:lastColumn="0" w:noHBand="0" w:noVBand="0" w:val="0020"/>
+      </w:tblPr>
+      <w:tblGrid>
+        <w:gridCol w:w="2640"/>
+        <w:gridCol w:w="2640"/>
+        <w:gridCol w:w="2640"/>
+      </w:tblGrid>
+      <w:tr>
+        <w:trPr>
+          <w:tblHeader w:val="on"/>
+        </w:trPr>
+        <w:tc>
+          <w:tcPr/>
+          <w:p>
+            <w:pPr>
+              <w:pStyle w:val="Compact"/>
+            </w:pPr>
+            <w:r>
+              <w:t xml:space="preserve">Column name(s)</w:t>
+            </w:r>
+          </w:p>
+        </w:tc>
+        <w:tc>
+          <w:tcPr/>
+          <w:p>
+            <w:pPr>
+              <w:pStyle w:val="Compact"/>
+            </w:pPr>
+            <w:r>
+              <w:t xml:space="preserve">Content</w:t>
+            </w:r>
+          </w:p>
+        </w:tc>
+        <w:tc>
+          <w:tcPr/>
+          <w:p>
+            <w:pPr>
+              <w:pStyle w:val="Compact"/>
+            </w:pPr>
+            <w:r>
+              <w:t xml:space="preserve">Use in this study</w:t>
+            </w:r>
+          </w:p>
+        </w:tc>
+      </w:tr>
+      <w:tr>
+        <w:tc>
+          <w:tcPr/>
+          <w:p>
+            <w:pPr>
+              <w:pStyle w:val="Compact"/>
+            </w:pPr>
+            <w:r>
+              <w:rPr>
+                <w:rFonts w:hint="eastAsia"/>
+              </w:rPr>
+              <w:t xml:space="preserve">货币</w:t>
+            </w:r>
+          </w:p>
+        </w:tc>
+        <w:tc>
+          <w:tcPr/>
+          <w:p>
+            <w:pPr>
+              <w:pStyle w:val="Compact"/>
+            </w:pPr>
+            <w:r>
+              <w:t xml:space="preserve">Currency</w:t>
+            </w:r>
+          </w:p>
+        </w:tc>
+        <w:tc>
+          <w:tcPr/>
+          <w:p>
+            <w:pPr>
+              <w:pStyle w:val="Compact"/>
+            </w:pPr>
+            <w:r>
+              <w:t xml:space="preserve">identifier</w:t>
+            </w:r>
+          </w:p>
+        </w:tc>
+      </w:tr>
+      <w:tr>
+        <w:tc>
+          <w:tcPr/>
+          <w:p>
+            <w:pPr>
+              <w:pStyle w:val="Compact"/>
+            </w:pPr>
+            <w:r>
+              <w:t xml:space="preserve">date</w:t>
+            </w:r>
+          </w:p>
+        </w:tc>
+        <w:tc>
+          <w:tcPr/>
+          <w:p>
+            <w:pPr>
+              <w:pStyle w:val="Compact"/>
+            </w:pPr>
+            <w:r>
+              <w:t xml:space="preserve">Month</w:t>
+            </w:r>
+          </w:p>
+        </w:tc>
+        <w:tc>
+          <w:tcPr/>
+          <w:p>
+            <w:pPr>
+              <w:pStyle w:val="Compact"/>
+            </w:pPr>
+            <w:r>
+              <w:t xml:space="preserve">identifier</w:t>
+            </w:r>
+          </w:p>
+        </w:tc>
+      </w:tr>
+      <w:tr>
+        <w:tc>
+          <w:tcPr/>
+          <w:p>
+            <w:pPr>
+              <w:pStyle w:val="Compact"/>
+            </w:pPr>
+            <w:r>
+              <w:rPr>
+                <w:rFonts w:hint="eastAsia"/>
+              </w:rPr>
+              <w:t xml:space="preserve">国家</w:t>
+            </w:r>
+            <w:r>
+              <w:t xml:space="preserve"> / country</w:t>
+            </w:r>
+          </w:p>
+        </w:tc>
+        <w:tc>
+          <w:tcPr/>
+          <w:p>
+            <w:pPr>
+              <w:pStyle w:val="Compact"/>
+            </w:pPr>
+            <w:r>
+              <w:t xml:space="preserve">Country</w:t>
+            </w:r>
+          </w:p>
+        </w:tc>
+        <w:tc>
+          <w:tcPr/>
+          <w:p>
+            <w:pPr>
+              <w:pStyle w:val="Compact"/>
+            </w:pPr>
+            <w:r>
+              <w:t xml:space="preserve">identifier</w:t>
+            </w:r>
+          </w:p>
+        </w:tc>
+      </w:tr>
+      <w:tr>
+        <w:tc>
+          <w:tcPr/>
+          <w:p>
+            <w:pPr>
+              <w:pStyle w:val="Compact"/>
+            </w:pPr>
+            <w:r>
+              <w:rPr>
+                <w:rFonts w:hint="eastAsia"/>
+              </w:rPr>
+              <w:t xml:space="preserve">SWIFT交易份额</w:t>
+            </w:r>
+          </w:p>
+        </w:tc>
+        <w:tc>
+          <w:tcPr/>
+          <w:p>
+            <w:pPr>
+              <w:pStyle w:val="Compact"/>
+            </w:pPr>
+            <w:r>
+              <w:t xml:space="preserve">Share of the currency in SWIFT payments (%)</w:t>
+            </w:r>
+          </w:p>
+        </w:tc>
+        <w:tc>
+          <w:tcPr/>
+          <w:p>
+            <w:pPr>
+              <w:pStyle w:val="Compact"/>
+            </w:pPr>
+            <w:r>
+              <w:t xml:space="preserve">CI, Panel A</w:t>
+            </w:r>
+          </w:p>
+        </w:tc>
+      </w:tr>
+      <w:tr>
+        <w:tc>
+          <w:tcPr/>
+          <w:p>
+            <w:pPr>
+              <w:pStyle w:val="Compact"/>
+            </w:pPr>
+            <w:r>
+              <w:rPr>
+                <w:rFonts w:hint="eastAsia"/>
+              </w:rPr>
+              <w:t xml:space="preserve">本国货币外汇衍生品交易额</w:t>
+            </w:r>
+          </w:p>
+        </w:tc>
+        <w:tc>
+          <w:tcPr/>
+          <w:p>
+            <w:pPr>
+              <w:pStyle w:val="Compact"/>
+            </w:pPr>
+            <w:r>
+              <w:t xml:space="preserve">Domestic-currency FX-derivatives turnover (share)</w:t>
+            </w:r>
+          </w:p>
+        </w:tc>
+        <w:tc>
+          <w:tcPr/>
+          <w:p>
+            <w:pPr>
+              <w:pStyle w:val="Compact"/>
+            </w:pPr>
+            <w:r>
+              <w:t xml:space="preserve">CI, Panel B</w:t>
+            </w:r>
+          </w:p>
+        </w:tc>
+      </w:tr>
+      <w:tr>
+        <w:tc>
+          <w:tcPr/>
+          <w:p>
+            <w:pPr>
+              <w:pStyle w:val="Compact"/>
+            </w:pPr>
+            <w:r>
+              <w:rPr>
+                <w:rFonts w:hint="eastAsia"/>
+              </w:rPr>
+              <w:t xml:space="preserve">未偿余额</w:t>
+            </w:r>
+          </w:p>
+        </w:tc>
+        <w:tc>
+          <w:tcPr/>
+          <w:p>
+            <w:pPr>
+              <w:pStyle w:val="Compact"/>
+            </w:pPr>
+            <w:r>
+              <w:t xml:space="preserve">Outstanding balance (literal translation)</w:t>
+            </w:r>
+          </w:p>
+        </w:tc>
+        <w:tc>
+          <w:tcPr/>
+          <w:p>
+            <w:pPr>
+              <w:pStyle w:val="Compact"/>
+            </w:pPr>
+            <w:r>
+              <w:t xml:space="preserve">not used</w:t>
+            </w:r>
+          </w:p>
+        </w:tc>
+      </w:tr>
+      <w:tr>
+        <w:tc>
+          <w:tcPr/>
+          <w:p>
+            <w:pPr>
+              <w:pStyle w:val="Compact"/>
+            </w:pPr>
+            <w:r>
+              <w:rPr>
+                <w:rFonts w:hint="eastAsia"/>
+              </w:rPr>
+              <w:t xml:space="preserve">公布发行额</w:t>
+            </w:r>
+          </w:p>
+        </w:tc>
+        <w:tc>
+          <w:tcPr/>
+          <w:p>
+            <w:pPr>
+              <w:pStyle w:val="Compact"/>
+            </w:pPr>
+            <w:r>
+              <w:t xml:space="preserve">Announced issuance amount (literal translation)</w:t>
+            </w:r>
+          </w:p>
+        </w:tc>
+        <w:tc>
+          <w:tcPr/>
+          <w:p>
+            <w:pPr>
+              <w:pStyle w:val="Compact"/>
+            </w:pPr>
+            <w:r>
+              <w:t xml:space="preserve">not used</w:t>
+            </w:r>
+          </w:p>
+        </w:tc>
+      </w:tr>
+      <w:tr>
+        <w:tc>
+          <w:tcPr/>
+          <w:p>
+            <w:pPr>
+              <w:pStyle w:val="Compact"/>
+            </w:pPr>
+            <w:r>
+              <w:rPr>
+                <w:rFonts w:hint="eastAsia"/>
+              </w:rPr>
+              <w:t xml:space="preserve">对外贷款</w:t>
+            </w:r>
+          </w:p>
+        </w:tc>
+        <w:tc>
+          <w:tcPr/>
+          <w:p>
+            <w:pPr>
+              <w:pStyle w:val="Compact"/>
+            </w:pPr>
+            <w:r>
+              <w:t xml:space="preserve">External lending (literal translation)</w:t>
+            </w:r>
+          </w:p>
+        </w:tc>
+        <w:tc>
+          <w:tcPr/>
+          <w:p>
+            <w:pPr>
+              <w:pStyle w:val="Compact"/>
+            </w:pPr>
+            <w:r>
+              <w:t xml:space="preserve">not used</w:t>
+            </w:r>
+          </w:p>
+        </w:tc>
+      </w:tr>
+      <w:tr>
+        <w:tc>
+          <w:tcPr/>
+          <w:p>
+            <w:pPr>
+              <w:pStyle w:val="Compact"/>
+            </w:pPr>
+            <w:r>
+              <w:rPr>
+                <w:rFonts w:hint="eastAsia"/>
+              </w:rPr>
+              <w:t xml:space="preserve">外汇储备总额</w:t>
+            </w:r>
+          </w:p>
+        </w:tc>
+        <w:tc>
+          <w:tcPr/>
+          <w:p>
+            <w:pPr>
+              <w:pStyle w:val="Compact"/>
+            </w:pPr>
+            <w:r>
+              <w:t xml:space="preserve">Total FX reserves</w:t>
+            </w:r>
+          </w:p>
+        </w:tc>
+        <w:tc>
+          <w:tcPr/>
+          <w:p>
+            <w:pPr>
+              <w:pStyle w:val="Compact"/>
+            </w:pPr>
+            <w:r>
+              <w:t xml:space="preserve">not used</w:t>
+            </w:r>
+          </w:p>
+        </w:tc>
+      </w:tr>
+      <w:tr>
+        <w:tc>
+          <w:tcPr/>
+          <w:p>
+            <w:pPr>
+              <w:pStyle w:val="Compact"/>
+            </w:pPr>
+            <w:r>
+              <w:rPr>
+                <w:rFonts w:hint="eastAsia"/>
+              </w:rPr>
+              <w:t xml:space="preserve">新兴国家</w:t>
+            </w:r>
+            <w:r>
+              <w:t xml:space="preserve"> / </w:t>
+            </w:r>
+            <w:r>
+              <w:rPr>
+                <w:rFonts w:hint="eastAsia"/>
+              </w:rPr>
+              <w:t xml:space="preserve">收入组别</w:t>
+            </w:r>
+          </w:p>
+        </w:tc>
+        <w:tc>
+          <w:tcPr/>
+          <w:p>
+            <w:pPr>
+              <w:pStyle w:val="Compact"/>
+            </w:pPr>
+            <w:r>
+              <w:t xml:space="preserve">Emerging-market flag / income group</w:t>
+            </w:r>
+          </w:p>
+        </w:tc>
+        <w:tc>
+          <w:tcPr/>
+          <w:p>
+            <w:pPr>
+              <w:pStyle w:val="Compact"/>
+            </w:pPr>
+            <w:r>
+              <w:t xml:space="preserve">not used</w:t>
+            </w:r>
+          </w:p>
+        </w:tc>
+      </w:tr>
+      <w:tr>
+        <w:tc>
+          <w:tcPr/>
+          <w:p>
+            <w:pPr>
+              <w:pStyle w:val="Compact"/>
+            </w:pPr>
+            <w:r>
+              <w:t xml:space="preserve">cpi_vol, fxr_vol, consump_volnew, real_ex_vol, credit_gdp_gap, unemp</w:t>
+            </w:r>
+          </w:p>
+        </w:tc>
+        <w:tc>
+          <w:tcPr/>
+          <w:p>
+            <w:pPr>
+              <w:pStyle w:val="Compact"/>
+            </w:pPr>
+            <w:r>
+              <w:t xml:space="preserve">Risk indicators CPI_Vol, FX_Vol, CE_Vol, ER_Vol, CG_Gap, Unemp</w:t>
+            </w:r>
+          </w:p>
+        </w:tc>
+        <w:tc>
+          <w:tcPr/>
+          <w:p>
+            <w:pPr>
+              <w:pStyle w:val="Compact"/>
+            </w:pPr>
+            <w:r>
+              <w:t xml:space="preserve">dependent variables / other risks</w:t>
+            </w:r>
+          </w:p>
+        </w:tc>
+      </w:tr>
+      <w:tr>
+        <w:tc>
+          <w:tcPr/>
+          <w:p>
+            <w:pPr>
+              <w:pStyle w:val="Compact"/>
+            </w:pPr>
+            <w:r>
+              <w:t xml:space="preserve">consump_vol, ex_vol</w:t>
+            </w:r>
+          </w:p>
+        </w:tc>
+        <w:tc>
+          <w:tcPr/>
+          <w:p>
+            <w:pPr>
+              <w:pStyle w:val="Compact"/>
+            </w:pPr>
+            <w:r>
+              <w:t xml:space="preserve">Alternative CE_Vol and ER_Vol series</w:t>
+            </w:r>
+          </w:p>
+        </w:tc>
+        <w:tc>
+          <w:tcPr/>
+          <w:p>
+            <w:pPr>
+              <w:pStyle w:val="Compact"/>
+            </w:pPr>
+            <w:r>
+              <w:t xml:space="preserve">specification search</w:t>
+            </w:r>
+          </w:p>
+        </w:tc>
+      </w:tr>
+      <w:tr>
+        <w:tc>
+          <w:tcPr/>
+          <w:p>
+            <w:pPr>
+              <w:pStyle w:val="Compact"/>
+            </w:pPr>
+            <w:r>
+              <w:t xml:space="preserve">*_lag1</w:t>
+            </w:r>
+          </w:p>
+        </w:tc>
+        <w:tc>
+          <w:tcPr/>
+          <w:p>
+            <w:pPr>
+              <w:pStyle w:val="Compact"/>
+            </w:pPr>
+            <w:r>
+              <w:t xml:space="preserve">Six-month lagged risk indicators</w:t>
+            </w:r>
+          </w:p>
+        </w:tc>
+        <w:tc>
+          <w:tcPr/>
+          <w:p>
+            <w:pPr>
+              <w:pStyle w:val="Compact"/>
+            </w:pPr>
+            <w:r>
+              <w:t xml:space="preserve">lagged dependent variable</w:t>
+            </w:r>
+          </w:p>
+        </w:tc>
+      </w:tr>
+      <w:tr>
+        <w:tc>
+          <w:tcPr/>
+          <w:p>
+            <w:pPr>
+              <w:pStyle w:val="Compact"/>
+            </w:pPr>
+            <w:r>
+              <w:t xml:space="preserve">pergdp_ppp, gdp_grow, pop, stockvalue_gdp, fin_open1, tra</w:t>
+            </w:r>
+          </w:p>
+        </w:tc>
+        <w:tc>
+          <w:tcPr/>
+          <w:p>
+            <w:pPr>
+              <w:pStyle w:val="Compact"/>
+            </w:pPr>
+            <w:r>
+              <w:t xml:space="preserve">GDP per capita (PPP), GDP growth, population, financial depth, financial openness, trade openness</w:t>
+            </w:r>
+          </w:p>
+        </w:tc>
+        <w:tc>
+          <w:tcPr/>
+          <w:p>
+            <w:pPr>
+              <w:pStyle w:val="Compact"/>
+            </w:pPr>
+            <w:r>
+              <w:t xml:space="preserve">controls</w:t>
+            </w:r>
+          </w:p>
+        </w:tc>
+      </w:tr>
+      <w:tr>
+        <w:tc>
+          <w:tcPr/>
+          <w:p>
+            <w:pPr>
+              <w:pStyle w:val="Compact"/>
+            </w:pPr>
+            <w:r>
+              <w:t xml:space="preserve">gdp_gvol, cpi, tra_ad, ka_open, IFS_Code, year</w:t>
+            </w:r>
+          </w:p>
+        </w:tc>
+        <w:tc>
+          <w:tcPr/>
+          <w:p>
+            <w:pPr>
+              <w:pStyle w:val="Compact"/>
+            </w:pPr>
+            <w:r>
+              <w:t xml:space="preserve">Other macro series and identifiers</w:t>
+            </w:r>
+          </w:p>
+        </w:tc>
+        <w:tc>
+          <w:tcPr/>
+          <w:p>
+            <w:pPr>
+              <w:pStyle w:val="Compact"/>
+            </w:pPr>
+            <w:r>
+              <w:t xml:space="preserve">not used</w:t>
+            </w:r>
+          </w:p>
+        </w:tc>
+      </w:tr>
+      <w:tr>
+        <w:tc>
+          <w:tcPr/>
+          <w:p>
+            <w:pPr>
+              <w:pStyle w:val="Compact"/>
+            </w:pPr>
+            <w:r>
+              <w:t xml:space="preserve">VoiceandAccountability … ControlofCorruption</w:t>
+            </w:r>
+          </w:p>
+        </w:tc>
+        <w:tc>
+          <w:tcPr/>
+          <w:p>
+            <w:pPr>
+              <w:pStyle w:val="Compact"/>
+            </w:pPr>
+            <w:r>
+              <w:t xml:space="preserve">Six WGI dimensions</w:t>
+            </w:r>
+          </w:p>
+        </w:tc>
+        <w:tc>
+          <w:tcPr/>
+          <w:p>
+            <w:pPr>
+              <w:pStyle w:val="Compact"/>
+            </w:pPr>
+            <w:r>
+              <w:t xml:space="preserve">threshold variable (single dimensions)</w:t>
+            </w:r>
+          </w:p>
+        </w:tc>
+      </w:tr>
+      <w:tr>
+        <w:tc>
+          <w:tcPr/>
+          <w:p>
+            <w:pPr>
+              <w:pStyle w:val="Compact"/>
+            </w:pPr>
+            <w:r>
+              <w:t xml:space="preserve">ins_quality</w:t>
+            </w:r>
+          </w:p>
+        </w:tc>
+        <w:tc>
+          <w:tcPr/>
+          <w:p>
+            <w:pPr>
+              <w:pStyle w:val="Compact"/>
+            </w:pPr>
+            <w:r>
+              <w:t xml:space="preserve">Mean of the six WGI dimensions (IQ)</w:t>
+            </w:r>
+          </w:p>
+        </w:tc>
+        <w:tc>
+          <w:tcPr/>
+          <w:p>
+            <w:pPr>
+              <w:pStyle w:val="Compact"/>
+            </w:pPr>
+            <w:r>
+              <w:t xml:space="preserve">threshold variable</w:t>
+            </w:r>
+          </w:p>
+        </w:tc>
+      </w:tr>
+    </w:tbl>
+    <w:p>
+      <w:pPr>
+        <w:pStyle w:val="BodyText"/>
+      </w:pPr>
+      <w:r>
+        <w:rPr>
+          <w:i/>
+          <w:iCs/>
+        </w:rPr>
+        <w:t xml:space="preserve">Note:</w:t>
+      </w:r>
+      <w:r>
+        <w:t xml:space="preserve"> </w:t>
+      </w:r>
+      <w:r>
+        <w:t xml:space="preserve">Files: reg_swiftnew_20230613.xlsx (Panel A) and reg_fxshare_20230613.xlsx (Panel B); creation date from the file metadata. The original Wind series codes were not retained.</w:t>
+      </w:r>
+    </w:p>
     <w:p>
       <w:pPr>
         <w:pStyle w:val="CaptionedFigure"/>

--- a/manuscript/Supplementary_Material.docx
+++ b/manuscript/Supplementary_Material.docx
@@ -32,7 +32,7 @@
           <w:b/>
           <w:bCs/>
         </w:rPr>
-        <w:t xml:space="preserve">Table S1. Regime coefficients: published versus replicated.</w:t>
+        <w:t xml:space="preserve">Table S1. Regime coefficients: reported versus replicated.</w:t>
       </w:r>
     </w:p>
     <w:tbl>
@@ -96,7 +96,7 @@
               <w:pStyle w:val="Compact"/>
             </w:pPr>
             <w:r>
-              <w:t xml:space="preserve">Published (t)</w:t>
+              <w:t xml:space="preserve">Reported (t)</w:t>
             </w:r>
           </w:p>
         </w:tc>
@@ -2324,7 +2324,7 @@
         <w:t xml:space="preserve">‘suspected transcription error’</w:t>
       </w:r>
       <w:r>
-        <w:t xml:space="preserve">: the published value differs from the replicated one by a digit or a sign; other causes cannot be ruled out without the original code.</w:t>
+        <w:t xml:space="preserve">: the reported value differs from the replicated one by a digit or a sign; other causes cannot be ruled out without the original code.</w:t>
       </w:r>
     </w:p>
     <w:p>
@@ -2336,7 +2336,7 @@
           <w:b/>
           <w:bCs/>
         </w:rPr>
-        <w:t xml:space="preserve">Table S2. Specification search scored against the published values.</w:t>
+        <w:t xml:space="preserve">Table S2. Specification search scored against the reported values.</w:t>
       </w:r>
     </w:p>
     <w:tbl>
@@ -2446,7 +2446,7 @@
               <w:pStyle w:val="Compact"/>
             </w:pPr>
             <w:r>
-              <w:t xml:space="preserve">F publ.</w:t>
+              <w:t xml:space="preserve">F rep.</w:t>
             </w:r>
           </w:p>
         </w:tc>
@@ -2468,7 +2468,7 @@
               <w:pStyle w:val="Compact"/>
             </w:pPr>
             <w:r>
-              <w:t xml:space="preserve">gamma publ.</w:t>
+              <w:t xml:space="preserve">gamma rep.</w:t>
             </w:r>
           </w:p>
         </w:tc>

--- a/manuscript/Supplementary_Material.docx
+++ b/manuscript/Supplementary_Material.docx
@@ -20,7 +20,7 @@
           <w:i/>
           <w:iCs/>
         </w:rPr>
-        <w:t xml:space="preserve">Do institutional thresholds improve exchange-rate stress early warning? An auditable replication-to-prediction evaluation</w:t>
+        <w:t xml:space="preserve">Do currency internationalization and institutional quality add early-warning value for exchange-rate risk? Evidence from emerging economies</w:t>
       </w:r>
     </w:p>
     <w:p>
@@ -58169,7 +58169,7 @@
           <w:b/>
           <w:bCs/>
         </w:rPr>
-        <w:t xml:space="preserve">Table S15. Variables of the original regression datasets (compiled on 13 June 2023).</w:t>
+        <w:t xml:space="preserve">Table S15. Variables of the original regression datasets (compiled on 13 June 2023), their source exports and reconstruction checks.</w:t>
       </w:r>
     </w:p>
     <w:tbl>
@@ -58180,9 +58180,11 @@
         <w:tblLook w:firstRow="1" w:lastRow="0" w:firstColumn="0" w:lastColumn="0" w:noHBand="0" w:noVBand="0" w:val="0020"/>
       </w:tblPr>
       <w:tblGrid>
-        <w:gridCol w:w="2640"/>
-        <w:gridCol w:w="2640"/>
-        <w:gridCol w:w="2640"/>
+        <w:gridCol w:w="1584"/>
+        <w:gridCol w:w="1584"/>
+        <w:gridCol w:w="1584"/>
+        <w:gridCol w:w="1584"/>
+        <w:gridCol w:w="1584"/>
       </w:tblGrid>
       <w:tr>
         <w:trPr>
@@ -58218,6 +58220,28 @@
             </w:pPr>
             <w:r>
               <w:t xml:space="preserve">Use in this study</w:t>
+            </w:r>
+          </w:p>
+        </w:tc>
+        <w:tc>
+          <w:tcPr/>
+          <w:p>
+            <w:pPr>
+              <w:pStyle w:val="Compact"/>
+            </w:pPr>
+            <w:r>
+              <w:t xml:space="preserve">Source export</w:t>
+            </w:r>
+          </w:p>
+        </w:tc>
+        <w:tc>
+          <w:tcPr/>
+          <w:p>
+            <w:pPr>
+              <w:pStyle w:val="Compact"/>
+            </w:pPr>
+            <w:r>
+              <w:t xml:space="preserve">Reconstruction check</w:t>
             </w:r>
           </w:p>
         </w:tc>
@@ -58259,6 +58283,22 @@
             </w:r>
           </w:p>
         </w:tc>
+        <w:tc>
+          <w:tcPr/>
+          <w:p>
+            <w:pPr>
+              <w:pStyle w:val="Compact"/>
+            </w:pPr>
+          </w:p>
+        </w:tc>
+        <w:tc>
+          <w:tcPr/>
+          <w:p>
+            <w:pPr>
+              <w:pStyle w:val="Compact"/>
+            </w:pPr>
+          </w:p>
+        </w:tc>
       </w:tr>
       <w:tr>
         <w:tc>
@@ -58292,6 +58332,22 @@
             <w:r>
               <w:t xml:space="preserve">identifier</w:t>
             </w:r>
+          </w:p>
+        </w:tc>
+        <w:tc>
+          <w:tcPr/>
+          <w:p>
+            <w:pPr>
+              <w:pStyle w:val="Compact"/>
+            </w:pPr>
+          </w:p>
+        </w:tc>
+        <w:tc>
+          <w:tcPr/>
+          <w:p>
+            <w:pPr>
+              <w:pStyle w:val="Compact"/>
+            </w:pPr>
           </w:p>
         </w:tc>
       </w:tr>
@@ -58335,6 +58391,22 @@
             </w:r>
           </w:p>
         </w:tc>
+        <w:tc>
+          <w:tcPr/>
+          <w:p>
+            <w:pPr>
+              <w:pStyle w:val="Compact"/>
+            </w:pPr>
+          </w:p>
+        </w:tc>
+        <w:tc>
+          <w:tcPr/>
+          <w:p>
+            <w:pPr>
+              <w:pStyle w:val="Compact"/>
+            </w:pPr>
+          </w:p>
+        </w:tc>
       </w:tr>
       <w:tr>
         <w:tc>
@@ -58373,6 +58445,28 @@
             </w:r>
           </w:p>
         </w:tc>
+        <w:tc>
+          <w:tcPr/>
+          <w:p>
+            <w:pPr>
+              <w:pStyle w:val="Compact"/>
+            </w:pPr>
+            <w:r>
+              <w:t xml:space="preserve">SWIFT monthly reports (per drafts)</w:t>
+            </w:r>
+          </w:p>
+        </w:tc>
+        <w:tc>
+          <w:tcPr/>
+          <w:p>
+            <w:pPr>
+              <w:pStyle w:val="Compact"/>
+            </w:pPr>
+            <w:r>
+              <w:t xml:space="preserve">not verifiable; no export retained</w:t>
+            </w:r>
+          </w:p>
+        </w:tc>
       </w:tr>
       <w:tr>
         <w:tc>
@@ -58396,7 +58490,7 @@
               <w:pStyle w:val="Compact"/>
             </w:pPr>
             <w:r>
-              <w:t xml:space="preserve">Domestic-currency FX-derivatives turnover (share)</w:t>
+              <w:t xml:space="preserve">Currency’s share of total monthly FX-derivatives turnover</w:t>
             </w:r>
           </w:p>
         </w:tc>
@@ -58408,6 +58502,34 @@
             </w:pPr>
             <w:r>
               <w:t xml:space="preserve">CI, Panel B</w:t>
+            </w:r>
+          </w:p>
+        </w:tc>
+        <w:tc>
+          <w:tcPr/>
+          <w:p>
+            <w:pPr>
+              <w:pStyle w:val="Compact"/>
+            </w:pPr>
+            <w:r>
+              <w:rPr>
+                <w:rFonts w:hint="eastAsia"/>
+              </w:rPr>
+              <w:t xml:space="preserve">全球外汇衍生品交易份额_货币_月度频率.xlsx</w:t>
+            </w:r>
+            <w:r>
+              <w:t xml:space="preserve"> (BIS)</w:t>
+            </w:r>
+          </w:p>
+        </w:tc>
+        <w:tc>
+          <w:tcPr/>
+          <w:p>
+            <w:pPr>
+              <w:pStyle w:val="Compact"/>
+            </w:pPr>
+            <w:r>
+              <w:t xml:space="preserve">reproduced, 1,188 of 1,188 values (all countries); turnover / all-currency total</w:t>
             </w:r>
           </w:p>
         </w:tc>
@@ -58434,7 +58556,7 @@
               <w:pStyle w:val="Compact"/>
             </w:pPr>
             <w:r>
-              <w:t xml:space="preserve">Outstanding balance (literal translation)</w:t>
+              <w:t xml:space="preserve">RMB international bonds and notes outstanding</w:t>
             </w:r>
           </w:p>
         </w:tc>
@@ -58446,6 +58568,34 @@
             </w:pPr>
             <w:r>
               <w:t xml:space="preserve">not used</w:t>
+            </w:r>
+          </w:p>
+        </w:tc>
+        <w:tc>
+          <w:tcPr/>
+          <w:p>
+            <w:pPr>
+              <w:pStyle w:val="Compact"/>
+            </w:pPr>
+            <w:r>
+              <w:rPr>
+                <w:rFonts w:hint="eastAsia"/>
+              </w:rPr>
+              <w:t xml:space="preserve">国际债券和票据_未偿余额和发行量.xlsx</w:t>
+            </w:r>
+            <w:r>
+              <w:t xml:space="preserve"> (Wind)</w:t>
+            </w:r>
+          </w:p>
+        </w:tc>
+        <w:tc>
+          <w:tcPr/>
+          <w:p>
+            <w:pPr>
+              <w:pStyle w:val="Compact"/>
+            </w:pPr>
+            <w:r>
+              <w:t xml:space="preserve">reproduced, 14 of 14 values (China only); linear interpolation within quarters (26 of 26 other months)</w:t>
             </w:r>
           </w:p>
         </w:tc>
@@ -58472,7 +58622,7 @@
               <w:pStyle w:val="Compact"/>
             </w:pPr>
             <w:r>
-              <w:t xml:space="preserve">Announced issuance amount (literal translation)</w:t>
+              <w:t xml:space="preserve">RMB international bonds and notes, announced issuance</w:t>
             </w:r>
           </w:p>
         </w:tc>
@@ -58484,6 +58634,34 @@
             </w:pPr>
             <w:r>
               <w:t xml:space="preserve">not used</w:t>
+            </w:r>
+          </w:p>
+        </w:tc>
+        <w:tc>
+          <w:tcPr/>
+          <w:p>
+            <w:pPr>
+              <w:pStyle w:val="Compact"/>
+            </w:pPr>
+            <w:r>
+              <w:rPr>
+                <w:rFonts w:hint="eastAsia"/>
+              </w:rPr>
+              <w:t xml:space="preserve">国际债券和票据_未偿余额和发行量.xlsx</w:t>
+            </w:r>
+            <w:r>
+              <w:t xml:space="preserve"> (Wind)</w:t>
+            </w:r>
+          </w:p>
+        </w:tc>
+        <w:tc>
+          <w:tcPr/>
+          <w:p>
+            <w:pPr>
+              <w:pStyle w:val="Compact"/>
+            </w:pPr>
+            <w:r>
+              <w:t xml:space="preserve">reproduced, 14 of 14 values (China only); linear interpolation within quarters (26 of 26 other months)</w:t>
             </w:r>
           </w:p>
         </w:tc>
@@ -58510,7 +58688,7 @@
               <w:pStyle w:val="Compact"/>
             </w:pPr>
             <w:r>
-              <w:t xml:space="preserve">External lending (literal translation)</w:t>
+              <w:t xml:space="preserve">Overseas RMB loans relative to all-currency cross-border credit</w:t>
             </w:r>
           </w:p>
         </w:tc>
@@ -58522,6 +58700,43 @@
             </w:pPr>
             <w:r>
               <w:t xml:space="preserve">not used</w:t>
+            </w:r>
+          </w:p>
+        </w:tc>
+        <w:tc>
+          <w:tcPr/>
+          <w:p>
+            <w:pPr>
+              <w:pStyle w:val="Compact"/>
+            </w:pPr>
+            <w:r>
+              <w:rPr>
+                <w:rFonts w:hint="eastAsia"/>
+              </w:rPr>
+              <w:t xml:space="preserve">境外贷款人民币.xlsx</w:t>
+            </w:r>
+            <w:r>
+              <w:t xml:space="preserve"> (Wind); </w:t>
+            </w:r>
+            <w:r>
+              <w:rPr>
+                <w:rFonts w:hint="eastAsia"/>
+              </w:rPr>
+              <w:t xml:space="preserve">全球对外信贷其它货币份额.xlsx</w:t>
+            </w:r>
+            <w:r>
+              <w:t xml:space="preserve"> (BIS)</w:t>
+            </w:r>
+          </w:p>
+        </w:tc>
+        <w:tc>
+          <w:tcPr/>
+          <w:p>
+            <w:pPr>
+              <w:pStyle w:val="Compact"/>
+            </w:pPr>
+            <w:r>
+              <w:t xml:space="preserve">reproduced, 132 of 132 values (China only); quarterly denominator backward-filled to months; ratio of CNY 100 m to USD m, no unit conversion</w:t>
             </w:r>
           </w:p>
         </w:tc>
@@ -58548,7 +58763,7 @@
               <w:pStyle w:val="Compact"/>
             </w:pPr>
             <w:r>
-              <w:t xml:space="preserve">Total FX reserves</w:t>
+              <w:t xml:space="preserve">RMB share of allocated official FX reserves</w:t>
             </w:r>
           </w:p>
         </w:tc>
@@ -58560,6 +58775,34 @@
             </w:pPr>
             <w:r>
               <w:t xml:space="preserve">not used</w:t>
+            </w:r>
+          </w:p>
+        </w:tc>
+        <w:tc>
+          <w:tcPr/>
+          <w:p>
+            <w:pPr>
+              <w:pStyle w:val="Compact"/>
+            </w:pPr>
+            <w:r>
+              <w:rPr>
+                <w:rFonts w:hint="eastAsia"/>
+              </w:rPr>
+              <w:t xml:space="preserve">外汇储备总额_币种.xlsx</w:t>
+            </w:r>
+            <w:r>
+              <w:t xml:space="preserve"> (Wind)</w:t>
+            </w:r>
+          </w:p>
+        </w:tc>
+        <w:tc>
+          <w:tcPr/>
+          <w:p>
+            <w:pPr>
+              <w:pStyle w:val="Compact"/>
+            </w:pPr>
+            <w:r>
+              <w:t xml:space="preserve">reproduced, 25 of 25 values (China only); linear interpolation within quarters (48 of 48 other months)</w:t>
             </w:r>
           </w:p>
         </w:tc>
@@ -58610,6 +58853,34 @@
             </w:r>
           </w:p>
         </w:tc>
+        <w:tc>
+          <w:tcPr/>
+          <w:p>
+            <w:pPr>
+              <w:pStyle w:val="Compact"/>
+            </w:pPr>
+            <w:r>
+              <w:rPr>
+                <w:rFonts w:hint="eastAsia"/>
+              </w:rPr>
+              <w:t xml:space="preserve">货币与国家.xlsx</w:t>
+            </w:r>
+            <w:r>
+              <w:t xml:space="preserve"> (authors’ mapping)</w:t>
+            </w:r>
+          </w:p>
+        </w:tc>
+        <w:tc>
+          <w:tcPr/>
+          <w:p>
+            <w:pPr>
+              <w:pStyle w:val="Compact"/>
+            </w:pPr>
+            <w:r>
+              <w:t xml:space="preserve">reproduced, 9 of 9 values (all countries)</w:t>
+            </w:r>
+          </w:p>
+        </w:tc>
       </w:tr>
       <w:tr>
         <w:tc>
@@ -58645,6 +58916,28 @@
             </w:r>
           </w:p>
         </w:tc>
+        <w:tc>
+          <w:tcPr/>
+          <w:p>
+            <w:pPr>
+              <w:pStyle w:val="Compact"/>
+            </w:pPr>
+            <w:r>
+              <w:t xml:space="preserve">World Bank and Wind (per drafts)</w:t>
+            </w:r>
+          </w:p>
+        </w:tc>
+        <w:tc>
+          <w:tcPr/>
+          <w:p>
+            <w:pPr>
+              <w:pStyle w:val="Compact"/>
+            </w:pPr>
+            <w:r>
+              <w:t xml:space="preserve">no export retained</w:t>
+            </w:r>
+          </w:p>
+        </w:tc>
       </w:tr>
       <w:tr>
         <w:tc>
@@ -58680,6 +58973,28 @@
             </w:r>
           </w:p>
         </w:tc>
+        <w:tc>
+          <w:tcPr/>
+          <w:p>
+            <w:pPr>
+              <w:pStyle w:val="Compact"/>
+            </w:pPr>
+            <w:r>
+              <w:t xml:space="preserve">World Bank and Wind (per drafts)</w:t>
+            </w:r>
+          </w:p>
+        </w:tc>
+        <w:tc>
+          <w:tcPr/>
+          <w:p>
+            <w:pPr>
+              <w:pStyle w:val="Compact"/>
+            </w:pPr>
+            <w:r>
+              <w:t xml:space="preserve">no export retained</w:t>
+            </w:r>
+          </w:p>
+        </w:tc>
       </w:tr>
       <w:tr>
         <w:tc>
@@ -58715,6 +59030,25 @@
             </w:r>
           </w:p>
         </w:tc>
+        <w:tc>
+          <w:tcPr/>
+          <w:p>
+            <w:pPr>
+              <w:pStyle w:val="Compact"/>
+            </w:pPr>
+            <w:r>
+              <w:t xml:space="preserve">derived in the dataset</w:t>
+            </w:r>
+          </w:p>
+        </w:tc>
+        <w:tc>
+          <w:tcPr/>
+          <w:p>
+            <w:pPr>
+              <w:pStyle w:val="Compact"/>
+            </w:pPr>
+          </w:p>
+        </w:tc>
       </w:tr>
       <w:tr>
         <w:tc>
@@ -58750,6 +59084,28 @@
             </w:r>
           </w:p>
         </w:tc>
+        <w:tc>
+          <w:tcPr/>
+          <w:p>
+            <w:pPr>
+              <w:pStyle w:val="Compact"/>
+            </w:pPr>
+            <w:r>
+              <w:t xml:space="preserve">World Bank and Wind (per drafts)</w:t>
+            </w:r>
+          </w:p>
+        </w:tc>
+        <w:tc>
+          <w:tcPr/>
+          <w:p>
+            <w:pPr>
+              <w:pStyle w:val="Compact"/>
+            </w:pPr>
+            <w:r>
+              <w:t xml:space="preserve">no export retained</w:t>
+            </w:r>
+          </w:p>
+        </w:tc>
       </w:tr>
       <w:tr>
         <w:tc>
@@ -58785,6 +59141,28 @@
             </w:r>
           </w:p>
         </w:tc>
+        <w:tc>
+          <w:tcPr/>
+          <w:p>
+            <w:pPr>
+              <w:pStyle w:val="Compact"/>
+            </w:pPr>
+            <w:r>
+              <w:t xml:space="preserve">World Bank and Wind (per drafts)</w:t>
+            </w:r>
+          </w:p>
+        </w:tc>
+        <w:tc>
+          <w:tcPr/>
+          <w:p>
+            <w:pPr>
+              <w:pStyle w:val="Compact"/>
+            </w:pPr>
+            <w:r>
+              <w:t xml:space="preserve">no export retained</w:t>
+            </w:r>
+          </w:p>
+        </w:tc>
       </w:tr>
       <w:tr>
         <w:tc>
@@ -58820,6 +59198,25 @@
             </w:r>
           </w:p>
         </w:tc>
+        <w:tc>
+          <w:tcPr/>
+          <w:p>
+            <w:pPr>
+              <w:pStyle w:val="Compact"/>
+            </w:pPr>
+            <w:r>
+              <w:t xml:space="preserve">World Bank WGI (public)</w:t>
+            </w:r>
+          </w:p>
+        </w:tc>
+        <w:tc>
+          <w:tcPr/>
+          <w:p>
+            <w:pPr>
+              <w:pStyle w:val="Compact"/>
+            </w:pPr>
+          </w:p>
+        </w:tc>
       </w:tr>
       <w:tr>
         <w:tc>
@@ -58853,6 +59250,25 @@
             <w:r>
               <w:t xml:space="preserve">threshold variable</w:t>
             </w:r>
+          </w:p>
+        </w:tc>
+        <w:tc>
+          <w:tcPr/>
+          <w:p>
+            <w:pPr>
+              <w:pStyle w:val="Compact"/>
+            </w:pPr>
+            <w:r>
+              <w:t xml:space="preserve">derived in the dataset</w:t>
+            </w:r>
+          </w:p>
+        </w:tc>
+        <w:tc>
+          <w:tcPr/>
+          <w:p>
+            <w:pPr>
+              <w:pStyle w:val="Compact"/>
+            </w:pPr>
           </w:p>
         </w:tc>
       </w:tr>
@@ -58872,7 +59288,7 @@
         <w:t xml:space="preserve"> </w:t>
       </w:r>
       <w:r>
-        <w:t xml:space="preserve">Files: reg_swiftnew_20230613.xlsx (Panel A) and reg_fxshare_20230613.xlsx (Panel B); creation date from the file metadata; SHA-256 checksums in the reproduction archive. Sources stated in the working-paper drafts: SWIFT monthly reports (SWIFT share), BIS and World Bank (FX-turnover share), World Bank and Wind (other macro series); quarterly GDP backward-filled to months. The Wind series codes, the definition of the turnover share and any interpolation were not retained, so the construction of the CI series cannot be verified. The Panel B CI column varies from month to month in every country (Russia has runs of zeros).</w:t>
+        <w:t xml:space="preserve">Files: reg_swiftnew_20230613.xlsx (Panel A) and reg_fxshare_20230613.xlsx (Panel B); creation date from the file metadata; SHA-256 checksums in the reproduction archive. Source exports are listed in Supplementary Table S18. Counts refer to Panel B; the Panel A rows, a subset of the same months, are reproduced as well. A value is reproduced when it equals the recomputed value to a relative tolerance of 1e-6; quarter-end values are compared for quarterly sources. The CI column is also shipped in Panel A, where it is not used. The exports record Wind indicator names but not Wind series codes; quarterly GDP was backward-filled to months according to the drafts.</w:t>
       </w:r>
     </w:p>
     <w:p>
@@ -75481,6 +75897,867 @@
       </w:r>
       <w:r>
         <w:t xml:space="preserve">Calibration countries equal the training countries in every design. Origin ranges are truncated to the h = 3 maturity cap. Because the 2023-2025 designs train on all 15 countries, External-6 is evaluated out of time but is not an unseen-country transfer; the E13 Transfer_Core9_only regime is the only unseen-country design.</w:t>
+      </w:r>
+    </w:p>
+    <w:p>
+      <w:pPr>
+        <w:pStyle w:val="BodyText"/>
+      </w:pPr>
+      <w:r>
+        <w:rPr>
+          <w:b/>
+          <w:bCs/>
+        </w:rPr>
+        <w:t xml:space="preserve">Table S18. Original source exports of the currency-use variables.</w:t>
+      </w:r>
+    </w:p>
+    <w:tbl>
+      <w:tblPr>
+        <w:tblStyle w:val="Table"/>
+        <w:tblW w:type="pct" w:w="5000"/>
+        <w:tblLayout w:type="fixed"/>
+        <w:tblLook w:firstRow="1" w:lastRow="0" w:firstColumn="0" w:lastColumn="0" w:noHBand="0" w:noVBand="0" w:val="0020"/>
+      </w:tblPr>
+      <w:tblGrid>
+        <w:gridCol w:w="1131"/>
+        <w:gridCol w:w="1131"/>
+        <w:gridCol w:w="1131"/>
+        <w:gridCol w:w="1131"/>
+        <w:gridCol w:w="1131"/>
+        <w:gridCol w:w="1131"/>
+        <w:gridCol w:w="1131"/>
+      </w:tblGrid>
+      <w:tr>
+        <w:trPr>
+          <w:tblHeader w:val="on"/>
+        </w:trPr>
+        <w:tc>
+          <w:tcPr/>
+          <w:p>
+            <w:pPr>
+              <w:pStyle w:val="Compact"/>
+            </w:pPr>
+            <w:r>
+              <w:t xml:space="preserve">File</w:t>
+            </w:r>
+          </w:p>
+        </w:tc>
+        <w:tc>
+          <w:tcPr/>
+          <w:p>
+            <w:pPr>
+              <w:pStyle w:val="Compact"/>
+            </w:pPr>
+            <w:r>
+              <w:t xml:space="preserve">Content</w:t>
+            </w:r>
+          </w:p>
+        </w:tc>
+        <w:tc>
+          <w:tcPr/>
+          <w:p>
+            <w:pPr>
+              <w:pStyle w:val="Compact"/>
+            </w:pPr>
+            <w:r>
+              <w:t xml:space="preserve">Source</w:t>
+            </w:r>
+          </w:p>
+        </w:tc>
+        <w:tc>
+          <w:tcPr/>
+          <w:p>
+            <w:pPr>
+              <w:pStyle w:val="Compact"/>
+            </w:pPr>
+            <w:r>
+              <w:t xml:space="preserve">Frequency</w:t>
+            </w:r>
+          </w:p>
+        </w:tc>
+        <w:tc>
+          <w:tcPr/>
+          <w:p>
+            <w:pPr>
+              <w:pStyle w:val="Compact"/>
+            </w:pPr>
+            <w:r>
+              <w:t xml:space="preserve">Coverage</w:t>
+            </w:r>
+          </w:p>
+        </w:tc>
+        <w:tc>
+          <w:tcPr/>
+          <w:p>
+            <w:pPr>
+              <w:pStyle w:val="Compact"/>
+            </w:pPr>
+            <w:r>
+              <w:t xml:space="preserve">Workbook created</w:t>
+            </w:r>
+          </w:p>
+        </w:tc>
+        <w:tc>
+          <w:tcPr/>
+          <w:p>
+            <w:pPr>
+              <w:pStyle w:val="Compact"/>
+            </w:pPr>
+            <w:r>
+              <w:t xml:space="preserve">SHA-256 (first 12)</w:t>
+            </w:r>
+          </w:p>
+        </w:tc>
+      </w:tr>
+      <w:tr>
+        <w:tc>
+          <w:tcPr/>
+          <w:p>
+            <w:pPr>
+              <w:pStyle w:val="Compact"/>
+            </w:pPr>
+            <w:r>
+              <w:rPr>
+                <w:rFonts w:hint="eastAsia"/>
+              </w:rPr>
+              <w:t xml:space="preserve">中国国际投资头寸表.xlsx</w:t>
+            </w:r>
+          </w:p>
+        </w:tc>
+        <w:tc>
+          <w:tcPr/>
+          <w:p>
+            <w:pPr>
+              <w:pStyle w:val="Compact"/>
+            </w:pPr>
+            <w:r>
+              <w:t xml:space="preserve">China international investment position</w:t>
+            </w:r>
+          </w:p>
+        </w:tc>
+        <w:tc>
+          <w:tcPr/>
+          <w:p>
+            <w:pPr>
+              <w:pStyle w:val="Compact"/>
+            </w:pPr>
+            <w:r>
+              <w:t xml:space="preserve">SAFE (published table)</w:t>
+            </w:r>
+          </w:p>
+        </w:tc>
+        <w:tc>
+          <w:tcPr/>
+          <w:p>
+            <w:pPr>
+              <w:pStyle w:val="Compact"/>
+            </w:pPr>
+            <w:r>
+              <w:t xml:space="preserve">annual and quarterly (year-end positions)</w:t>
+            </w:r>
+          </w:p>
+        </w:tc>
+        <w:tc>
+          <w:tcPr/>
+          <w:p>
+            <w:pPr>
+              <w:pStyle w:val="Compact"/>
+            </w:pPr>
+            <w:r>
+              <w:t xml:space="preserve">2004-12 to 2022-12</w:t>
+            </w:r>
+          </w:p>
+        </w:tc>
+        <w:tc>
+          <w:tcPr/>
+          <w:p>
+            <w:pPr>
+              <w:pStyle w:val="Compact"/>
+            </w:pPr>
+            <w:r>
+              <w:t xml:space="preserve">2006-09-18</w:t>
+            </w:r>
+          </w:p>
+        </w:tc>
+        <w:tc>
+          <w:tcPr/>
+          <w:p>
+            <w:pPr>
+              <w:pStyle w:val="Compact"/>
+            </w:pPr>
+            <w:r>
+              <w:t xml:space="preserve">d2c8ac35f5dd</w:t>
+            </w:r>
+          </w:p>
+        </w:tc>
+      </w:tr>
+      <w:tr>
+        <w:tc>
+          <w:tcPr/>
+          <w:p>
+            <w:pPr>
+              <w:pStyle w:val="Compact"/>
+            </w:pPr>
+            <w:r>
+              <w:rPr>
+                <w:rFonts w:hint="eastAsia"/>
+              </w:rPr>
+              <w:t xml:space="preserve">中国季度GDP.xlsx</w:t>
+            </w:r>
+          </w:p>
+        </w:tc>
+        <w:tc>
+          <w:tcPr/>
+          <w:p>
+            <w:pPr>
+              <w:pStyle w:val="Compact"/>
+            </w:pPr>
+            <w:r>
+              <w:t xml:space="preserve">China quarterly GDP (USD)</w:t>
+            </w:r>
+          </w:p>
+        </w:tc>
+        <w:tc>
+          <w:tcPr/>
+          <w:p>
+            <w:pPr>
+              <w:pStyle w:val="Compact"/>
+            </w:pPr>
+            <w:r>
+              <w:t xml:space="preserve">Wind (reformatted)</w:t>
+            </w:r>
+          </w:p>
+        </w:tc>
+        <w:tc>
+          <w:tcPr/>
+          <w:p>
+            <w:pPr>
+              <w:pStyle w:val="Compact"/>
+            </w:pPr>
+            <w:r>
+              <w:t xml:space="preserve">quarterly (zeros in other months)</w:t>
+            </w:r>
+          </w:p>
+        </w:tc>
+        <w:tc>
+          <w:tcPr/>
+          <w:p>
+            <w:pPr>
+              <w:pStyle w:val="Compact"/>
+            </w:pPr>
+            <w:r>
+              <w:t xml:space="preserve">2009-12 to 2023-05</w:t>
+            </w:r>
+          </w:p>
+        </w:tc>
+        <w:tc>
+          <w:tcPr/>
+          <w:p>
+            <w:pPr>
+              <w:pStyle w:val="Compact"/>
+            </w:pPr>
+            <w:r>
+              <w:t xml:space="preserve">2023-06-02</w:t>
+            </w:r>
+          </w:p>
+        </w:tc>
+        <w:tc>
+          <w:tcPr/>
+          <w:p>
+            <w:pPr>
+              <w:pStyle w:val="Compact"/>
+            </w:pPr>
+            <w:r>
+              <w:t xml:space="preserve">2c52f2e5d52d</w:t>
+            </w:r>
+          </w:p>
+        </w:tc>
+      </w:tr>
+      <w:tr>
+        <w:tc>
+          <w:tcPr/>
+          <w:p>
+            <w:pPr>
+              <w:pStyle w:val="Compact"/>
+            </w:pPr>
+            <w:r>
+              <w:rPr>
+                <w:rFonts w:hint="eastAsia"/>
+              </w:rPr>
+              <w:t xml:space="preserve">全球外汇衍生品交易份额_货币_月度频率.xlsx</w:t>
+            </w:r>
+          </w:p>
+        </w:tc>
+        <w:tc>
+          <w:tcPr/>
+          <w:p>
+            <w:pPr>
+              <w:pStyle w:val="Compact"/>
+            </w:pPr>
+            <w:r>
+              <w:t xml:space="preserve">FX-derivatives turnover by currency</w:t>
+            </w:r>
+          </w:p>
+        </w:tc>
+        <w:tc>
+          <w:tcPr/>
+          <w:p>
+            <w:pPr>
+              <w:pStyle w:val="Compact"/>
+            </w:pPr>
+            <w:r>
+              <w:t xml:space="preserve">BIS Statistics Explorer</w:t>
+            </w:r>
+          </w:p>
+        </w:tc>
+        <w:tc>
+          <w:tcPr/>
+          <w:p>
+            <w:pPr>
+              <w:pStyle w:val="Compact"/>
+            </w:pPr>
+            <w:r>
+              <w:t xml:space="preserve">monthly</w:t>
+            </w:r>
+          </w:p>
+        </w:tc>
+        <w:tc>
+          <w:tcPr/>
+          <w:p>
+            <w:pPr>
+              <w:pStyle w:val="Compact"/>
+            </w:pPr>
+            <w:r>
+              <w:t xml:space="preserve">1993-01 to 2022-12</w:t>
+            </w:r>
+          </w:p>
+        </w:tc>
+        <w:tc>
+          <w:tcPr/>
+          <w:p>
+            <w:pPr>
+              <w:pStyle w:val="Compact"/>
+            </w:pPr>
+            <w:r>
+              <w:t xml:space="preserve">2023-05-31</w:t>
+            </w:r>
+          </w:p>
+        </w:tc>
+        <w:tc>
+          <w:tcPr/>
+          <w:p>
+            <w:pPr>
+              <w:pStyle w:val="Compact"/>
+            </w:pPr>
+            <w:r>
+              <w:t xml:space="preserve">26001ce11cea</w:t>
+            </w:r>
+          </w:p>
+        </w:tc>
+      </w:tr>
+      <w:tr>
+        <w:tc>
+          <w:tcPr/>
+          <w:p>
+            <w:pPr>
+              <w:pStyle w:val="Compact"/>
+            </w:pPr>
+            <w:r>
+              <w:rPr>
+                <w:rFonts w:hint="eastAsia"/>
+              </w:rPr>
+              <w:t xml:space="preserve">全球对外信贷其它货币份额.xlsx</w:t>
+            </w:r>
+          </w:p>
+        </w:tc>
+        <w:tc>
+          <w:tcPr/>
+          <w:p>
+            <w:pPr>
+              <w:pStyle w:val="Compact"/>
+            </w:pPr>
+            <w:r>
+              <w:t xml:space="preserve">Cross-border credit by currency denomination</w:t>
+            </w:r>
+          </w:p>
+        </w:tc>
+        <w:tc>
+          <w:tcPr/>
+          <w:p>
+            <w:pPr>
+              <w:pStyle w:val="Compact"/>
+            </w:pPr>
+            <w:r>
+              <w:t xml:space="preserve">BIS (reformatted export)</w:t>
+            </w:r>
+          </w:p>
+        </w:tc>
+        <w:tc>
+          <w:tcPr/>
+          <w:p>
+            <w:pPr>
+              <w:pStyle w:val="Compact"/>
+            </w:pPr>
+            <w:r>
+              <w:t xml:space="preserve">quarterly</w:t>
+            </w:r>
+          </w:p>
+        </w:tc>
+        <w:tc>
+          <w:tcPr/>
+          <w:p>
+            <w:pPr>
+              <w:pStyle w:val="Compact"/>
+            </w:pPr>
+            <w:r>
+              <w:t xml:space="preserve">1977-12 to 2022-12</w:t>
+            </w:r>
+          </w:p>
+        </w:tc>
+        <w:tc>
+          <w:tcPr/>
+          <w:p>
+            <w:pPr>
+              <w:pStyle w:val="Compact"/>
+            </w:pPr>
+            <w:r>
+              <w:t xml:space="preserve">2023-06-01</w:t>
+            </w:r>
+          </w:p>
+        </w:tc>
+        <w:tc>
+          <w:tcPr/>
+          <w:p>
+            <w:pPr>
+              <w:pStyle w:val="Compact"/>
+            </w:pPr>
+            <w:r>
+              <w:t xml:space="preserve">e49148cb22cf</w:t>
+            </w:r>
+          </w:p>
+        </w:tc>
+      </w:tr>
+      <w:tr>
+        <w:tc>
+          <w:tcPr/>
+          <w:p>
+            <w:pPr>
+              <w:pStyle w:val="Compact"/>
+            </w:pPr>
+            <w:r>
+              <w:rPr>
+                <w:rFonts w:hint="eastAsia"/>
+              </w:rPr>
+              <w:t xml:space="preserve">国际债券和票据_未偿余额和发行量.xlsx</w:t>
+            </w:r>
+          </w:p>
+        </w:tc>
+        <w:tc>
+          <w:tcPr/>
+          <w:p>
+            <w:pPr>
+              <w:pStyle w:val="Compact"/>
+            </w:pPr>
+            <w:r>
+              <w:t xml:space="preserve">International bonds and notes: outstanding and announced issuance</w:t>
+            </w:r>
+          </w:p>
+        </w:tc>
+        <w:tc>
+          <w:tcPr/>
+          <w:p>
+            <w:pPr>
+              <w:pStyle w:val="Compact"/>
+            </w:pPr>
+            <w:r>
+              <w:t xml:space="preserve">Wind (indicator-name layout)</w:t>
+            </w:r>
+          </w:p>
+        </w:tc>
+        <w:tc>
+          <w:tcPr/>
+          <w:p>
+            <w:pPr>
+              <w:pStyle w:val="Compact"/>
+            </w:pPr>
+            <w:r>
+              <w:t xml:space="preserve">quarterly</w:t>
+            </w:r>
+          </w:p>
+        </w:tc>
+        <w:tc>
+          <w:tcPr/>
+          <w:p>
+            <w:pPr>
+              <w:pStyle w:val="Compact"/>
+            </w:pPr>
+            <w:r>
+              <w:t xml:space="preserve">1993-09 to 2015-06</w:t>
+            </w:r>
+          </w:p>
+        </w:tc>
+        <w:tc>
+          <w:tcPr/>
+          <w:p>
+            <w:pPr>
+              <w:pStyle w:val="Compact"/>
+            </w:pPr>
+            <w:r>
+              <w:t xml:space="preserve">2023-05-31</w:t>
+            </w:r>
+          </w:p>
+        </w:tc>
+        <w:tc>
+          <w:tcPr/>
+          <w:p>
+            <w:pPr>
+              <w:pStyle w:val="Compact"/>
+            </w:pPr>
+            <w:r>
+              <w:t xml:space="preserve">5844d5682e2f</w:t>
+            </w:r>
+          </w:p>
+        </w:tc>
+      </w:tr>
+      <w:tr>
+        <w:tc>
+          <w:tcPr/>
+          <w:p>
+            <w:pPr>
+              <w:pStyle w:val="Compact"/>
+            </w:pPr>
+            <w:r>
+              <w:rPr>
+                <w:rFonts w:hint="eastAsia"/>
+              </w:rPr>
+              <w:t xml:space="preserve">境外贷款人民币.xlsx</w:t>
+            </w:r>
+          </w:p>
+        </w:tc>
+        <w:tc>
+          <w:tcPr/>
+          <w:p>
+            <w:pPr>
+              <w:pStyle w:val="Compact"/>
+            </w:pPr>
+            <w:r>
+              <w:t xml:space="preserve">Overseas RMB loans of Chinese financial institutions</w:t>
+            </w:r>
+          </w:p>
+        </w:tc>
+        <w:tc>
+          <w:tcPr/>
+          <w:p>
+            <w:pPr>
+              <w:pStyle w:val="Compact"/>
+            </w:pPr>
+            <w:r>
+              <w:t xml:space="preserve">Wind</w:t>
+            </w:r>
+          </w:p>
+        </w:tc>
+        <w:tc>
+          <w:tcPr/>
+          <w:p>
+            <w:pPr>
+              <w:pStyle w:val="Compact"/>
+            </w:pPr>
+            <w:r>
+              <w:t xml:space="preserve">monthly</w:t>
+            </w:r>
+          </w:p>
+        </w:tc>
+        <w:tc>
+          <w:tcPr/>
+          <w:p>
+            <w:pPr>
+              <w:pStyle w:val="Compact"/>
+            </w:pPr>
+            <w:r>
+              <w:t xml:space="preserve">2010-01 to 2023-04</w:t>
+            </w:r>
+          </w:p>
+        </w:tc>
+        <w:tc>
+          <w:tcPr/>
+          <w:p>
+            <w:pPr>
+              <w:pStyle w:val="Compact"/>
+            </w:pPr>
+            <w:r>
+              <w:t xml:space="preserve">2023-05-31</w:t>
+            </w:r>
+          </w:p>
+        </w:tc>
+        <w:tc>
+          <w:tcPr/>
+          <w:p>
+            <w:pPr>
+              <w:pStyle w:val="Compact"/>
+            </w:pPr>
+            <w:r>
+              <w:t xml:space="preserve">76562bc610b8</w:t>
+            </w:r>
+          </w:p>
+        </w:tc>
+      </w:tr>
+      <w:tr>
+        <w:tc>
+          <w:tcPr/>
+          <w:p>
+            <w:pPr>
+              <w:pStyle w:val="Compact"/>
+            </w:pPr>
+            <w:r>
+              <w:rPr>
+                <w:rFonts w:hint="eastAsia"/>
+              </w:rPr>
+              <w:t xml:space="preserve">外汇储备总额_币种.xlsx</w:t>
+            </w:r>
+          </w:p>
+        </w:tc>
+        <w:tc>
+          <w:tcPr/>
+          <w:p>
+            <w:pPr>
+              <w:pStyle w:val="Compact"/>
+            </w:pPr>
+            <w:r>
+              <w:t xml:space="preserve">Allocated official FX reserves by currency (COFER)</w:t>
+            </w:r>
+          </w:p>
+        </w:tc>
+        <w:tc>
+          <w:tcPr/>
+          <w:p>
+            <w:pPr>
+              <w:pStyle w:val="Compact"/>
+            </w:pPr>
+            <w:r>
+              <w:t xml:space="preserve">Wind (indicator-name layout)</w:t>
+            </w:r>
+          </w:p>
+        </w:tc>
+        <w:tc>
+          <w:tcPr/>
+          <w:p>
+            <w:pPr>
+              <w:pStyle w:val="Compact"/>
+            </w:pPr>
+            <w:r>
+              <w:t xml:space="preserve">quarterly</w:t>
+            </w:r>
+          </w:p>
+        </w:tc>
+        <w:tc>
+          <w:tcPr/>
+          <w:p>
+            <w:pPr>
+              <w:pStyle w:val="Compact"/>
+            </w:pPr>
+            <w:r>
+              <w:t xml:space="preserve">1999-03 to 2022-12</w:t>
+            </w:r>
+          </w:p>
+        </w:tc>
+        <w:tc>
+          <w:tcPr/>
+          <w:p>
+            <w:pPr>
+              <w:pStyle w:val="Compact"/>
+            </w:pPr>
+            <w:r>
+              <w:t xml:space="preserve">2023-05-31</w:t>
+            </w:r>
+          </w:p>
+        </w:tc>
+        <w:tc>
+          <w:tcPr/>
+          <w:p>
+            <w:pPr>
+              <w:pStyle w:val="Compact"/>
+            </w:pPr>
+            <w:r>
+              <w:t xml:space="preserve">7851165e74dd</w:t>
+            </w:r>
+          </w:p>
+        </w:tc>
+      </w:tr>
+      <w:tr>
+        <w:tc>
+          <w:tcPr/>
+          <w:p>
+            <w:pPr>
+              <w:pStyle w:val="Compact"/>
+            </w:pPr>
+            <w:r>
+              <w:rPr>
+                <w:rFonts w:hint="eastAsia"/>
+              </w:rPr>
+              <w:t xml:space="preserve">直接投资结算.xlsx</w:t>
+            </w:r>
+          </w:p>
+        </w:tc>
+        <w:tc>
+          <w:tcPr/>
+          <w:p>
+            <w:pPr>
+              <w:pStyle w:val="Compact"/>
+            </w:pPr>
+            <w:r>
+              <w:t xml:space="preserve">RMB direct-investment settlement and OFDI stock</w:t>
+            </w:r>
+          </w:p>
+        </w:tc>
+        <w:tc>
+          <w:tcPr/>
+          <w:p>
+            <w:pPr>
+              <w:pStyle w:val="Compact"/>
+            </w:pPr>
+            <w:r>
+              <w:t xml:space="preserve">Wind (indicator-name layout)</w:t>
+            </w:r>
+          </w:p>
+        </w:tc>
+        <w:tc>
+          <w:tcPr/>
+          <w:p>
+            <w:pPr>
+              <w:pStyle w:val="Compact"/>
+            </w:pPr>
+            <w:r>
+              <w:t xml:space="preserve">monthly</w:t>
+            </w:r>
+          </w:p>
+        </w:tc>
+        <w:tc>
+          <w:tcPr/>
+          <w:p>
+            <w:pPr>
+              <w:pStyle w:val="Compact"/>
+            </w:pPr>
+            <w:r>
+              <w:t xml:space="preserve">1980-12 to 2023-04</w:t>
+            </w:r>
+          </w:p>
+        </w:tc>
+        <w:tc>
+          <w:tcPr/>
+          <w:p>
+            <w:pPr>
+              <w:pStyle w:val="Compact"/>
+            </w:pPr>
+            <w:r>
+              <w:t xml:space="preserve">2023-05-31</w:t>
+            </w:r>
+          </w:p>
+        </w:tc>
+        <w:tc>
+          <w:tcPr/>
+          <w:p>
+            <w:pPr>
+              <w:pStyle w:val="Compact"/>
+            </w:pPr>
+            <w:r>
+              <w:t xml:space="preserve">9ea980ef24fe</w:t>
+            </w:r>
+          </w:p>
+        </w:tc>
+      </w:tr>
+      <w:tr>
+        <w:tc>
+          <w:tcPr/>
+          <w:p>
+            <w:pPr>
+              <w:pStyle w:val="Compact"/>
+            </w:pPr>
+            <w:r>
+              <w:rPr>
+                <w:rFonts w:hint="eastAsia"/>
+              </w:rPr>
+              <w:t xml:space="preserve">货币与国家.xlsx</w:t>
+            </w:r>
+          </w:p>
+        </w:tc>
+        <w:tc>
+          <w:tcPr/>
+          <w:p>
+            <w:pPr>
+              <w:pStyle w:val="Compact"/>
+            </w:pPr>
+            <w:r>
+              <w:t xml:space="preserve">Currency-country mapping with emerging flag and income group</w:t>
+            </w:r>
+          </w:p>
+        </w:tc>
+        <w:tc>
+          <w:tcPr/>
+          <w:p>
+            <w:pPr>
+              <w:pStyle w:val="Compact"/>
+            </w:pPr>
+            <w:r>
+              <w:t xml:space="preserve">authors’ mapping</w:t>
+            </w:r>
+          </w:p>
+        </w:tc>
+        <w:tc>
+          <w:tcPr/>
+          <w:p>
+            <w:pPr>
+              <w:pStyle w:val="Compact"/>
+            </w:pPr>
+          </w:p>
+        </w:tc>
+        <w:tc>
+          <w:tcPr/>
+          <w:p>
+            <w:pPr>
+              <w:pStyle w:val="Compact"/>
+            </w:pPr>
+          </w:p>
+        </w:tc>
+        <w:tc>
+          <w:tcPr/>
+          <w:p>
+            <w:pPr>
+              <w:pStyle w:val="Compact"/>
+            </w:pPr>
+            <w:r>
+              <w:t xml:space="preserve">2015-06-05</w:t>
+            </w:r>
+          </w:p>
+        </w:tc>
+        <w:tc>
+          <w:tcPr/>
+          <w:p>
+            <w:pPr>
+              <w:pStyle w:val="Compact"/>
+            </w:pPr>
+            <w:r>
+              <w:t xml:space="preserve">6845b2f21887</w:t>
+            </w:r>
+          </w:p>
+        </w:tc>
+      </w:tr>
+    </w:tbl>
+    <w:p>
+      <w:pPr>
+        <w:pStyle w:val="BodyText"/>
+      </w:pPr>
+      <w:r>
+        <w:rPr>
+          <w:i/>
+          <w:iCs/>
+        </w:rPr>
+        <w:t xml:space="preserve">Note:</w:t>
+      </w:r>
+      <w:r>
+        <w:t xml:space="preserve"> </w:t>
+      </w:r>
+      <w:r>
+        <w:t xml:space="preserve">Creation dates are read from the workbook metadata (docProps/core.xml), because file-system timestamps change on copying; the SAFE table and the mapping file reuse older templates, so their creation dates precede the export. Coverage of the SAFE table refers to year-end positions. The exports contain licensed Wind data and are not redistributed; full SHA-256 checksums are in data/raw/original_exports/SHA256SUMS.txt.</w:t>
       </w:r>
     </w:p>
     <w:p>
